--- a/tillsyn/A 44567-2025 tillsynsbegäran.docx
+++ b/tillsyn/A 44567-2025 tillsynsbegäran.docx
@@ -245,7 +245,7 @@
     <w:r>
       <w:tab/>
       <w:tab/>
-      <w:t>2025-11-04</w:t>
+      <w:t>2025-11-05</w:t>
       <w:br/>
       <w:br/>
     </w:r>

--- a/tillsyn/A 44567-2025 tillsynsbegäran.docx
+++ b/tillsyn/A 44567-2025 tillsynsbegäran.docx
@@ -245,7 +245,7 @@
     <w:r>
       <w:tab/>
       <w:tab/>
-      <w:t>2025-11-05</w:t>
+      <w:t>2025-11-06</w:t>
       <w:br/>
       <w:br/>
     </w:r>

--- a/tillsyn/A 44567-2025 tillsynsbegäran.docx
+++ b/tillsyn/A 44567-2025 tillsynsbegäran.docx
@@ -245,7 +245,7 @@
     <w:r>
       <w:tab/>
       <w:tab/>
-      <w:t>2025-11-06</w:t>
+      <w:t>2025-11-07</w:t>
       <w:br/>
       <w:br/>
     </w:r>

--- a/tillsyn/A 44567-2025 tillsynsbegäran.docx
+++ b/tillsyn/A 44567-2025 tillsynsbegäran.docx
@@ -245,7 +245,7 @@
     <w:r>
       <w:tab/>
       <w:tab/>
-      <w:t>2025-11-07</w:t>
+      <w:t>2025-11-08</w:t>
       <w:br/>
       <w:br/>
     </w:r>

--- a/tillsyn/A 44567-2025 tillsynsbegäran.docx
+++ b/tillsyn/A 44567-2025 tillsynsbegäran.docx
@@ -245,7 +245,7 @@
     <w:r>
       <w:tab/>
       <w:tab/>
-      <w:t>2025-11-08</w:t>
+      <w:t>2025-11-09</w:t>
       <w:br/>
       <w:br/>
     </w:r>

--- a/tillsyn/A 44567-2025 tillsynsbegäran.docx
+++ b/tillsyn/A 44567-2025 tillsynsbegäran.docx
@@ -245,7 +245,7 @@
     <w:r>
       <w:tab/>
       <w:tab/>
-      <w:t>2025-11-09</w:t>
+      <w:t>2025-11-10</w:t>
       <w:br/>
       <w:br/>
     </w:r>

--- a/tillsyn/A 44567-2025 tillsynsbegäran.docx
+++ b/tillsyn/A 44567-2025 tillsynsbegäran.docx
@@ -245,7 +245,7 @@
     <w:r>
       <w:tab/>
       <w:tab/>
-      <w:t>2025-11-10</w:t>
+      <w:t>2025-11-11</w:t>
       <w:br/>
       <w:br/>
     </w:r>

--- a/tillsyn/A 44567-2025 tillsynsbegäran.docx
+++ b/tillsyn/A 44567-2025 tillsynsbegäran.docx
@@ -245,7 +245,7 @@
     <w:r>
       <w:tab/>
       <w:tab/>
-      <w:t>2025-11-11</w:t>
+      <w:t>2025-11-12</w:t>
       <w:br/>
       <w:br/>
     </w:r>

--- a/tillsyn/A 44567-2025 tillsynsbegäran.docx
+++ b/tillsyn/A 44567-2025 tillsynsbegäran.docx
@@ -245,7 +245,7 @@
     <w:r>
       <w:tab/>
       <w:tab/>
-      <w:t>2025-11-12</w:t>
+      <w:t>2025-11-13</w:t>
       <w:br/>
       <w:br/>
     </w:r>

--- a/tillsyn/A 44567-2025 tillsynsbegäran.docx
+++ b/tillsyn/A 44567-2025 tillsynsbegäran.docx
@@ -245,7 +245,7 @@
     <w:r>
       <w:tab/>
       <w:tab/>
-      <w:t>2025-11-13</w:t>
+      <w:t>2025-11-14</w:t>
       <w:br/>
       <w:br/>
     </w:r>

--- a/tillsyn/A 44567-2025 tillsynsbegäran.docx
+++ b/tillsyn/A 44567-2025 tillsynsbegäran.docx
@@ -245,7 +245,7 @@
     <w:r>
       <w:tab/>
       <w:tab/>
-      <w:t>2025-11-14</w:t>
+      <w:t>2025-11-15</w:t>
       <w:br/>
       <w:br/>
     </w:r>

--- a/tillsyn/A 44567-2025 tillsynsbegäran.docx
+++ b/tillsyn/A 44567-2025 tillsynsbegäran.docx
@@ -245,7 +245,7 @@
     <w:r>
       <w:tab/>
       <w:tab/>
-      <w:t>2025-11-15</w:t>
+      <w:t>2025-11-20</w:t>
       <w:br/>
       <w:br/>
     </w:r>

--- a/tillsyn/A 44567-2025 tillsynsbegäran.docx
+++ b/tillsyn/A 44567-2025 tillsynsbegäran.docx
@@ -245,7 +245,7 @@
     <w:r>
       <w:tab/>
       <w:tab/>
-      <w:t>2025-11-20</w:t>
+      <w:t>2025-11-21</w:t>
       <w:br/>
       <w:br/>
     </w:r>

--- a/tillsyn/A 44567-2025 tillsynsbegäran.docx
+++ b/tillsyn/A 44567-2025 tillsynsbegäran.docx
@@ -245,7 +245,7 @@
     <w:r>
       <w:tab/>
       <w:tab/>
-      <w:t>2025-11-21</w:t>
+      <w:t>2025-11-22</w:t>
       <w:br/>
       <w:br/>
     </w:r>

--- a/tillsyn/A 44567-2025 tillsynsbegäran.docx
+++ b/tillsyn/A 44567-2025 tillsynsbegäran.docx
@@ -245,7 +245,7 @@
     <w:r>
       <w:tab/>
       <w:tab/>
-      <w:t>2025-11-22</w:t>
+      <w:t>2025-11-23</w:t>
       <w:br/>
       <w:br/>
     </w:r>

--- a/tillsyn/A 44567-2025 tillsynsbegäran.docx
+++ b/tillsyn/A 44567-2025 tillsynsbegäran.docx
@@ -245,7 +245,7 @@
     <w:r>
       <w:tab/>
       <w:tab/>
-      <w:t>2025-11-23</w:t>
+      <w:t>2025-11-24</w:t>
       <w:br/>
       <w:br/>
     </w:r>

--- a/tillsyn/A 44567-2025 tillsynsbegäran.docx
+++ b/tillsyn/A 44567-2025 tillsynsbegäran.docx
@@ -245,7 +245,7 @@
     <w:r>
       <w:tab/>
       <w:tab/>
-      <w:t>2025-11-24</w:t>
+      <w:t>2025-11-25</w:t>
       <w:br/>
       <w:br/>
     </w:r>

--- a/tillsyn/A 44567-2025 tillsynsbegäran.docx
+++ b/tillsyn/A 44567-2025 tillsynsbegäran.docx
@@ -245,7 +245,7 @@
     <w:r>
       <w:tab/>
       <w:tab/>
-      <w:t>2025-11-25</w:t>
+      <w:t>2025-11-26</w:t>
       <w:br/>
       <w:br/>
     </w:r>

--- a/tillsyn/A 44567-2025 tillsynsbegäran.docx
+++ b/tillsyn/A 44567-2025 tillsynsbegäran.docx
@@ -245,7 +245,7 @@
     <w:r>
       <w:tab/>
       <w:tab/>
-      <w:t>2025-11-26</w:t>
+      <w:t>2025-11-27</w:t>
       <w:br/>
       <w:br/>
     </w:r>

--- a/tillsyn/A 44567-2025 tillsynsbegäran.docx
+++ b/tillsyn/A 44567-2025 tillsynsbegäran.docx
@@ -245,7 +245,7 @@
     <w:r>
       <w:tab/>
       <w:tab/>
-      <w:t>2025-11-27</w:t>
+      <w:t>2025-11-28</w:t>
       <w:br/>
       <w:br/>
     </w:r>

--- a/tillsyn/A 44567-2025 tillsynsbegäran.docx
+++ b/tillsyn/A 44567-2025 tillsynsbegäran.docx
@@ -245,7 +245,7 @@
     <w:r>
       <w:tab/>
       <w:tab/>
-      <w:t>2025-11-28</w:t>
+      <w:t>2025-11-29</w:t>
       <w:br/>
       <w:br/>
     </w:r>

--- a/tillsyn/A 44567-2025 tillsynsbegäran.docx
+++ b/tillsyn/A 44567-2025 tillsynsbegäran.docx
@@ -245,7 +245,7 @@
     <w:r>
       <w:tab/>
       <w:tab/>
-      <w:t>2025-11-29</w:t>
+      <w:t>2025-11-30</w:t>
       <w:br/>
       <w:br/>
     </w:r>

--- a/tillsyn/A 44567-2025 tillsynsbegäran.docx
+++ b/tillsyn/A 44567-2025 tillsynsbegäran.docx
@@ -245,7 +245,7 @@
     <w:r>
       <w:tab/>
       <w:tab/>
-      <w:t>2025-11-30</w:t>
+      <w:t>2025-12-01</w:t>
       <w:br/>
       <w:br/>
     </w:r>

--- a/tillsyn/A 44567-2025 tillsynsbegäran.docx
+++ b/tillsyn/A 44567-2025 tillsynsbegäran.docx
@@ -245,7 +245,7 @@
     <w:r>
       <w:tab/>
       <w:tab/>
-      <w:t>2025-12-01</w:t>
+      <w:t>2025-12-02</w:t>
       <w:br/>
       <w:br/>
     </w:r>

--- a/tillsyn/A 44567-2025 tillsynsbegäran.docx
+++ b/tillsyn/A 44567-2025 tillsynsbegäran.docx
@@ -245,7 +245,7 @@
     <w:r>
       <w:tab/>
       <w:tab/>
-      <w:t>2025-12-02</w:t>
+      <w:t>2025-12-03</w:t>
       <w:br/>
       <w:br/>
     </w:r>

--- a/tillsyn/A 44567-2025 tillsynsbegäran.docx
+++ b/tillsyn/A 44567-2025 tillsynsbegäran.docx
@@ -245,7 +245,7 @@
     <w:r>
       <w:tab/>
       <w:tab/>
-      <w:t>2025-12-03</w:t>
+      <w:t>2025-12-04</w:t>
       <w:br/>
       <w:br/>
     </w:r>

--- a/tillsyn/A 44567-2025 tillsynsbegäran.docx
+++ b/tillsyn/A 44567-2025 tillsynsbegäran.docx
@@ -245,7 +245,7 @@
     <w:r>
       <w:tab/>
       <w:tab/>
-      <w:t>2025-12-04</w:t>
+      <w:t>2025-12-05</w:t>
       <w:br/>
       <w:br/>
     </w:r>

--- a/tillsyn/A 44567-2025 tillsynsbegäran.docx
+++ b/tillsyn/A 44567-2025 tillsynsbegäran.docx
@@ -245,7 +245,7 @@
     <w:r>
       <w:tab/>
       <w:tab/>
-      <w:t>2025-12-05</w:t>
+      <w:t>2025-12-06</w:t>
       <w:br/>
       <w:br/>
     </w:r>

--- a/tillsyn/A 44567-2025 tillsynsbegäran.docx
+++ b/tillsyn/A 44567-2025 tillsynsbegäran.docx
@@ -245,7 +245,7 @@
     <w:r>
       <w:tab/>
       <w:tab/>
-      <w:t>2025-12-06</w:t>
+      <w:t>2025-12-07</w:t>
       <w:br/>
       <w:br/>
     </w:r>

--- a/tillsyn/A 44567-2025 tillsynsbegäran.docx
+++ b/tillsyn/A 44567-2025 tillsynsbegäran.docx
@@ -245,7 +245,7 @@
     <w:r>
       <w:tab/>
       <w:tab/>
-      <w:t>2025-12-07</w:t>
+      <w:t>2025-12-08</w:t>
       <w:br/>
       <w:br/>
     </w:r>

--- a/tillsyn/A 44567-2025 tillsynsbegäran.docx
+++ b/tillsyn/A 44567-2025 tillsynsbegäran.docx
@@ -245,7 +245,7 @@
     <w:r>
       <w:tab/>
       <w:tab/>
-      <w:t>2025-12-08</w:t>
+      <w:t>2025-12-09</w:t>
       <w:br/>
       <w:br/>
     </w:r>

--- a/tillsyn/A 44567-2025 tillsynsbegäran.docx
+++ b/tillsyn/A 44567-2025 tillsynsbegäran.docx
@@ -245,7 +245,7 @@
     <w:r>
       <w:tab/>
       <w:tab/>
-      <w:t>2025-12-09</w:t>
+      <w:t>2025-12-10</w:t>
       <w:br/>
       <w:br/>
     </w:r>

--- a/tillsyn/A 44567-2025 tillsynsbegäran.docx
+++ b/tillsyn/A 44567-2025 tillsynsbegäran.docx
@@ -245,7 +245,7 @@
     <w:r>
       <w:tab/>
       <w:tab/>
-      <w:t>2025-12-10</w:t>
+      <w:t>2025-12-11</w:t>
       <w:br/>
       <w:br/>
     </w:r>

--- a/tillsyn/A 44567-2025 tillsynsbegäran.docx
+++ b/tillsyn/A 44567-2025 tillsynsbegäran.docx
@@ -245,7 +245,7 @@
     <w:r>
       <w:tab/>
       <w:tab/>
-      <w:t>2025-12-11</w:t>
+      <w:t>2025-12-12</w:t>
       <w:br/>
       <w:br/>
     </w:r>

--- a/tillsyn/A 44567-2025 tillsynsbegäran.docx
+++ b/tillsyn/A 44567-2025 tillsynsbegäran.docx
@@ -245,7 +245,7 @@
     <w:r>
       <w:tab/>
       <w:tab/>
-      <w:t>2025-12-12</w:t>
+      <w:t>2025-12-13</w:t>
       <w:br/>
       <w:br/>
     </w:r>

--- a/tillsyn/A 44567-2025 tillsynsbegäran.docx
+++ b/tillsyn/A 44567-2025 tillsynsbegäran.docx
@@ -245,7 +245,7 @@
     <w:r>
       <w:tab/>
       <w:tab/>
-      <w:t>2025-12-19</w:t>
+      <w:t>2025-12-20</w:t>
       <w:br/>
       <w:br/>
     </w:r>

--- a/tillsyn/A 44567-2025 tillsynsbegäran.docx
+++ b/tillsyn/A 44567-2025 tillsynsbegäran.docx
@@ -245,7 +245,7 @@
     <w:r>
       <w:tab/>
       <w:tab/>
-      <w:t>2025-12-20</w:t>
+      <w:t>2025-12-21</w:t>
       <w:br/>
       <w:br/>
     </w:r>

--- a/tillsyn/A 44567-2025 tillsynsbegäran.docx
+++ b/tillsyn/A 44567-2025 tillsynsbegäran.docx
@@ -245,7 +245,7 @@
     <w:r>
       <w:tab/>
       <w:tab/>
-      <w:t>2025-12-21</w:t>
+      <w:t>2025-12-22</w:t>
       <w:br/>
       <w:br/>
     </w:r>

--- a/tillsyn/A 44567-2025 tillsynsbegäran.docx
+++ b/tillsyn/A 44567-2025 tillsynsbegäran.docx
@@ -245,7 +245,7 @@
     <w:r>
       <w:tab/>
       <w:tab/>
-      <w:t>2025-12-22</w:t>
+      <w:t>2025-12-26</w:t>
       <w:br/>
       <w:br/>
     </w:r>

--- a/tillsyn/A 44567-2025 tillsynsbegäran.docx
+++ b/tillsyn/A 44567-2025 tillsynsbegäran.docx
@@ -245,7 +245,7 @@
     <w:r>
       <w:tab/>
       <w:tab/>
-      <w:t>2025-12-26</w:t>
+      <w:t>2025-12-28</w:t>
       <w:br/>
       <w:br/>
     </w:r>

--- a/tillsyn/A 44567-2025 tillsynsbegäran.docx
+++ b/tillsyn/A 44567-2025 tillsynsbegäran.docx
@@ -245,7 +245,7 @@
     <w:r>
       <w:tab/>
       <w:tab/>
-      <w:t>2025-12-28</w:t>
+      <w:t>2025-12-29</w:t>
       <w:br/>
       <w:br/>
     </w:r>

--- a/tillsyn/A 44567-2025 tillsynsbegäran.docx
+++ b/tillsyn/A 44567-2025 tillsynsbegäran.docx
@@ -245,7 +245,7 @@
     <w:r>
       <w:tab/>
       <w:tab/>
-      <w:t>2025-12-29</w:t>
+      <w:t>2025-12-30</w:t>
       <w:br/>
       <w:br/>
     </w:r>

--- a/tillsyn/A 44567-2025 tillsynsbegäran.docx
+++ b/tillsyn/A 44567-2025 tillsynsbegäran.docx
@@ -245,7 +245,7 @@
     <w:r>
       <w:tab/>
       <w:tab/>
-      <w:t>2025-12-30</w:t>
+      <w:t>2025-12-31</w:t>
       <w:br/>
       <w:br/>
     </w:r>

--- a/tillsyn/A 44567-2025 tillsynsbegäran.docx
+++ b/tillsyn/A 44567-2025 tillsynsbegäran.docx
@@ -245,7 +245,7 @@
     <w:r>
       <w:tab/>
       <w:tab/>
-      <w:t>2025-12-31</w:t>
+      <w:t>2026-01-03</w:t>
       <w:br/>
       <w:br/>
     </w:r>

--- a/tillsyn/A 44567-2025 tillsynsbegäran.docx
+++ b/tillsyn/A 44567-2025 tillsynsbegäran.docx
@@ -245,7 +245,7 @@
     <w:r>
       <w:tab/>
       <w:tab/>
-      <w:t>2026-01-07</w:t>
+      <w:t>2026-01-08</w:t>
       <w:br/>
       <w:br/>
     </w:r>

--- a/tillsyn/A 44567-2025 tillsynsbegäran.docx
+++ b/tillsyn/A 44567-2025 tillsynsbegäran.docx
@@ -245,7 +245,7 @@
     <w:r>
       <w:tab/>
       <w:tab/>
-      <w:t>2026-01-08</w:t>
+      <w:t>2026-01-09</w:t>
       <w:br/>
       <w:br/>
     </w:r>

--- a/tillsyn/A 44567-2025 tillsynsbegäran.docx
+++ b/tillsyn/A 44567-2025 tillsynsbegäran.docx
@@ -245,7 +245,7 @@
     <w:r>
       <w:tab/>
       <w:tab/>
-      <w:t>2026-01-09</w:t>
+      <w:t>2026-01-10</w:t>
       <w:br/>
       <w:br/>
     </w:r>

--- a/tillsyn/A 44567-2025 tillsynsbegäran.docx
+++ b/tillsyn/A 44567-2025 tillsynsbegäran.docx
@@ -245,7 +245,7 @@
     <w:r>
       <w:tab/>
       <w:tab/>
-      <w:t>2026-01-10</w:t>
+      <w:t>2026-01-11</w:t>
       <w:br/>
       <w:br/>
     </w:r>

--- a/tillsyn/A 44567-2025 tillsynsbegäran.docx
+++ b/tillsyn/A 44567-2025 tillsynsbegäran.docx
@@ -245,7 +245,7 @@
     <w:r>
       <w:tab/>
       <w:tab/>
-      <w:t>2026-01-11</w:t>
+      <w:t>2026-01-12</w:t>
       <w:br/>
       <w:br/>
     </w:r>

--- a/tillsyn/A 44567-2025 tillsynsbegäran.docx
+++ b/tillsyn/A 44567-2025 tillsynsbegäran.docx
@@ -245,7 +245,7 @@
     <w:r>
       <w:tab/>
       <w:tab/>
-      <w:t>2026-01-12</w:t>
+      <w:t>2026-01-13</w:t>
       <w:br/>
       <w:br/>
     </w:r>

--- a/tillsyn/A 44567-2025 tillsynsbegäran.docx
+++ b/tillsyn/A 44567-2025 tillsynsbegäran.docx
@@ -245,7 +245,7 @@
     <w:r>
       <w:tab/>
       <w:tab/>
-      <w:t>2026-01-13</w:t>
+      <w:t>2026-01-14</w:t>
       <w:br/>
       <w:br/>
     </w:r>

--- a/tillsyn/A 44567-2025 tillsynsbegäran.docx
+++ b/tillsyn/A 44567-2025 tillsynsbegäran.docx
@@ -245,7 +245,7 @@
     <w:r>
       <w:tab/>
       <w:tab/>
-      <w:t>2026-01-14</w:t>
+      <w:t>2026-01-15</w:t>
       <w:br/>
       <w:br/>
     </w:r>

--- a/tillsyn/A 44567-2025 tillsynsbegäran.docx
+++ b/tillsyn/A 44567-2025 tillsynsbegäran.docx
@@ -245,7 +245,7 @@
     <w:r>
       <w:tab/>
       <w:tab/>
-      <w:t>2026-01-15</w:t>
+      <w:t>2026-01-16</w:t>
       <w:br/>
       <w:br/>
     </w:r>

--- a/tillsyn/A 44567-2025 tillsynsbegäran.docx
+++ b/tillsyn/A 44567-2025 tillsynsbegäran.docx
@@ -245,7 +245,7 @@
     <w:r>
       <w:tab/>
       <w:tab/>
-      <w:t>2026-01-16</w:t>
+      <w:t>2026-01-17</w:t>
       <w:br/>
       <w:br/>
     </w:r>

--- a/tillsyn/A 44567-2025 tillsynsbegäran.docx
+++ b/tillsyn/A 44567-2025 tillsynsbegäran.docx
@@ -245,7 +245,7 @@
     <w:r>
       <w:tab/>
       <w:tab/>
-      <w:t>2026-01-17</w:t>
+      <w:t>2026-01-18</w:t>
       <w:br/>
       <w:br/>
     </w:r>

--- a/tillsyn/A 44567-2025 tillsynsbegäran.docx
+++ b/tillsyn/A 44567-2025 tillsynsbegäran.docx
@@ -245,7 +245,7 @@
     <w:r>
       <w:tab/>
       <w:tab/>
-      <w:t>2026-01-18</w:t>
+      <w:t>2026-01-19</w:t>
       <w:br/>
       <w:br/>
     </w:r>

--- a/tillsyn/A 44567-2025 tillsynsbegäran.docx
+++ b/tillsyn/A 44567-2025 tillsynsbegäran.docx
@@ -245,7 +245,7 @@
     <w:r>
       <w:tab/>
       <w:tab/>
-      <w:t>2026-01-19</w:t>
+      <w:t>2026-01-20</w:t>
       <w:br/>
       <w:br/>
     </w:r>

--- a/tillsyn/A 44567-2025 tillsynsbegäran.docx
+++ b/tillsyn/A 44567-2025 tillsynsbegäran.docx
@@ -245,7 +245,7 @@
     <w:r>
       <w:tab/>
       <w:tab/>
-      <w:t>2026-01-20</w:t>
+      <w:t>2026-01-21</w:t>
       <w:br/>
       <w:br/>
     </w:r>

--- a/tillsyn/A 44567-2025 tillsynsbegäran.docx
+++ b/tillsyn/A 44567-2025 tillsynsbegäran.docx
@@ -245,7 +245,7 @@
     <w:r>
       <w:tab/>
       <w:tab/>
-      <w:t>2026-01-21</w:t>
+      <w:t>2026-01-23</w:t>
       <w:br/>
       <w:br/>
     </w:r>

--- a/tillsyn/A 44567-2025 tillsynsbegäran.docx
+++ b/tillsyn/A 44567-2025 tillsynsbegäran.docx
@@ -245,7 +245,7 @@
     <w:r>
       <w:tab/>
       <w:tab/>
-      <w:t>2026-01-23</w:t>
+      <w:t>2026-01-24</w:t>
       <w:br/>
       <w:br/>
     </w:r>

--- a/tillsyn/A 44567-2025 tillsynsbegäran.docx
+++ b/tillsyn/A 44567-2025 tillsynsbegäran.docx
@@ -245,7 +245,7 @@
     <w:r>
       <w:tab/>
       <w:tab/>
-      <w:t>2026-01-24</w:t>
+      <w:t>2026-01-25</w:t>
       <w:br/>
       <w:br/>
     </w:r>

--- a/tillsyn/A 44567-2025 tillsynsbegäran.docx
+++ b/tillsyn/A 44567-2025 tillsynsbegäran.docx
@@ -245,7 +245,7 @@
     <w:r>
       <w:tab/>
       <w:tab/>
-      <w:t>2026-01-25</w:t>
+      <w:t>2026-01-26</w:t>
       <w:br/>
       <w:br/>
     </w:r>

--- a/tillsyn/A 44567-2025 tillsynsbegäran.docx
+++ b/tillsyn/A 44567-2025 tillsynsbegäran.docx
@@ -245,7 +245,7 @@
     <w:r>
       <w:tab/>
       <w:tab/>
-      <w:t>2026-01-26</w:t>
+      <w:t>2026-01-27</w:t>
       <w:br/>
       <w:br/>
     </w:r>

--- a/tillsyn/A 44567-2025 tillsynsbegäran.docx
+++ b/tillsyn/A 44567-2025 tillsynsbegäran.docx
@@ -245,7 +245,7 @@
     <w:r>
       <w:tab/>
       <w:tab/>
-      <w:t>2026-01-27</w:t>
+      <w:t>2026-01-28</w:t>
       <w:br/>
       <w:br/>
     </w:r>

--- a/tillsyn/A 44567-2025 tillsynsbegäran.docx
+++ b/tillsyn/A 44567-2025 tillsynsbegäran.docx
@@ -245,7 +245,7 @@
     <w:r>
       <w:tab/>
       <w:tab/>
-      <w:t>2026-01-28</w:t>
+      <w:t>2026-01-29</w:t>
       <w:br/>
       <w:br/>
     </w:r>

--- a/tillsyn/A 44567-2025 tillsynsbegäran.docx
+++ b/tillsyn/A 44567-2025 tillsynsbegäran.docx
@@ -245,7 +245,7 @@
     <w:r>
       <w:tab/>
       <w:tab/>
-      <w:t>2026-01-29</w:t>
+      <w:t>2026-01-30</w:t>
       <w:br/>
       <w:br/>
     </w:r>

--- a/tillsyn/A 44567-2025 tillsynsbegäran.docx
+++ b/tillsyn/A 44567-2025 tillsynsbegäran.docx
@@ -245,7 +245,7 @@
     <w:r>
       <w:tab/>
       <w:tab/>
-      <w:t>2026-01-30</w:t>
+      <w:t>2026-01-31</w:t>
       <w:br/>
       <w:br/>
     </w:r>

--- a/tillsyn/A 44567-2025 tillsynsbegäran.docx
+++ b/tillsyn/A 44567-2025 tillsynsbegäran.docx
@@ -245,7 +245,7 @@
     <w:r>
       <w:tab/>
       <w:tab/>
-      <w:t>2026-03-01</w:t>
+      <w:t>2026-03-02</w:t>
       <w:br/>
       <w:br/>
     </w:r>

--- a/tillsyn/A 44567-2025 tillsynsbegäran.docx
+++ b/tillsyn/A 44567-2025 tillsynsbegäran.docx
@@ -35,7 +35,7 @@
     </w:p>
     <w:p>
       <w:r>
-        <w:t>I avverkningsanmälan har följande 2 naturvårdsarter hittats: gråkråka (§4) och grönsiska (§4). För fridlysta arter anges även paragrafen i Artskyddsförordningen som arten är fridlyst enligt.</w:t>
+        <w:t>I avverkningsanmälan har följande 2 naturvårdsarter hittats: kråka (NT, §4) och grönsiska (§4). Av dessa är 1 rödlistade. För rödlistade arter har rödlistekategorin angivits inom parentes. För fridlysta arter anges även paragrafen i Artskyddsförordningen som arten är fridlyst enligt.</w:t>
       </w:r>
     </w:p>
     <w:p>
@@ -100,7 +100,7 @@
     </w:p>
     <w:p>
       <w:r>
-        <w:t>Följande fridlysta arter har sina livsmiljöer och växtplatser i den avverkningsanmälda skogen: gråkråka (§4) och grönsiska (§4).</w:t>
+        <w:t>Följande fridlysta arter har sina livsmiljöer och växtplatser i den avverkningsanmälda skogen: kråka (NT, §4) och grönsiska (§4).</w:t>
       </w:r>
     </w:p>
     <w:p>
@@ -245,7 +245,7 @@
     <w:r>
       <w:tab/>
       <w:tab/>
-      <w:t>2026-03-02</w:t>
+      <w:t>2026-03-03</w:t>
       <w:br/>
       <w:br/>
     </w:r>

--- a/tillsyn/A 44567-2025 tillsynsbegäran.docx
+++ b/tillsyn/A 44567-2025 tillsynsbegäran.docx
@@ -245,7 +245,7 @@
     <w:r>
       <w:tab/>
       <w:tab/>
-      <w:t>2026-03-03</w:t>
+      <w:t>2026-03-04</w:t>
       <w:br/>
       <w:br/>
     </w:r>

--- a/tillsyn/A 44567-2025 tillsynsbegäran.docx
+++ b/tillsyn/A 44567-2025 tillsynsbegäran.docx
@@ -245,7 +245,7 @@
     <w:r>
       <w:tab/>
       <w:tab/>
-      <w:t>2026-03-04</w:t>
+      <w:t>2026-03-05</w:t>
       <w:br/>
       <w:br/>
     </w:r>

--- a/tillsyn/A 44567-2025 tillsynsbegäran.docx
+++ b/tillsyn/A 44567-2025 tillsynsbegäran.docx
@@ -245,7 +245,7 @@
     <w:r>
       <w:tab/>
       <w:tab/>
-      <w:t>2026-03-05</w:t>
+      <w:t>2026-03-06</w:t>
       <w:br/>
       <w:br/>
     </w:r>

--- a/tillsyn/A 44567-2025 tillsynsbegäran.docx
+++ b/tillsyn/A 44567-2025 tillsynsbegäran.docx
@@ -245,7 +245,7 @@
     <w:r>
       <w:tab/>
       <w:tab/>
-      <w:t>2026-03-06</w:t>
+      <w:t>2026-03-07</w:t>
       <w:br/>
       <w:br/>
     </w:r>

--- a/tillsyn/A 44567-2025 tillsynsbegäran.docx
+++ b/tillsyn/A 44567-2025 tillsynsbegäran.docx
@@ -245,7 +245,7 @@
     <w:r>
       <w:tab/>
       <w:tab/>
-      <w:t>2026-03-07</w:t>
+      <w:t>2026-03-08</w:t>
       <w:br/>
       <w:br/>
     </w:r>

--- a/tillsyn/A 44567-2025 tillsynsbegäran.docx
+++ b/tillsyn/A 44567-2025 tillsynsbegäran.docx
@@ -245,7 +245,7 @@
     <w:r>
       <w:tab/>
       <w:tab/>
-      <w:t>2026-03-08</w:t>
+      <w:t>2026-03-09</w:t>
       <w:br/>
       <w:br/>
     </w:r>

--- a/tillsyn/A 44567-2025 tillsynsbegäran.docx
+++ b/tillsyn/A 44567-2025 tillsynsbegäran.docx
@@ -245,7 +245,7 @@
     <w:r>
       <w:tab/>
       <w:tab/>
-      <w:t>2026-03-09</w:t>
+      <w:t>2026-03-10</w:t>
       <w:br/>
       <w:br/>
     </w:r>

--- a/tillsyn/A 44567-2025 tillsynsbegäran.docx
+++ b/tillsyn/A 44567-2025 tillsynsbegäran.docx
@@ -245,7 +245,7 @@
     <w:r>
       <w:tab/>
       <w:tab/>
-      <w:t>2026-03-10</w:t>
+      <w:t>2026-03-11</w:t>
       <w:br/>
       <w:br/>
     </w:r>

--- a/tillsyn/A 44567-2025 tillsynsbegäran.docx
+++ b/tillsyn/A 44567-2025 tillsynsbegäran.docx
@@ -245,7 +245,7 @@
     <w:r>
       <w:tab/>
       <w:tab/>
-      <w:t>2026-03-11</w:t>
+      <w:t>2026-03-12</w:t>
       <w:br/>
       <w:br/>
     </w:r>

--- a/tillsyn/A 44567-2025 tillsynsbegäran.docx
+++ b/tillsyn/A 44567-2025 tillsynsbegäran.docx
@@ -245,7 +245,7 @@
     <w:r>
       <w:tab/>
       <w:tab/>
-      <w:t>2026-03-12</w:t>
+      <w:t>2026-03-13</w:t>
       <w:br/>
       <w:br/>
     </w:r>

--- a/tillsyn/A 44567-2025 tillsynsbegäran.docx
+++ b/tillsyn/A 44567-2025 tillsynsbegäran.docx
@@ -245,7 +245,7 @@
     <w:r>
       <w:tab/>
       <w:tab/>
-      <w:t>2026-04-14</w:t>
+      <w:t>2026-04-15</w:t>
       <w:br/>
       <w:br/>
     </w:r>

--- a/tillsyn/A 44567-2025 tillsynsbegäran.docx
+++ b/tillsyn/A 44567-2025 tillsynsbegäran.docx
@@ -245,7 +245,7 @@
     <w:r>
       <w:tab/>
       <w:tab/>
-      <w:t>2026-04-15</w:t>
+      <w:t>2026-04-16</w:t>
       <w:br/>
       <w:br/>
     </w:r>

--- a/tillsyn/A 44567-2025 tillsynsbegäran.docx
+++ b/tillsyn/A 44567-2025 tillsynsbegäran.docx
@@ -245,7 +245,7 @@
     <w:r>
       <w:tab/>
       <w:tab/>
-      <w:t>2026-04-16</w:t>
+      <w:t>2026-04-17</w:t>
       <w:br/>
       <w:br/>
     </w:r>

--- a/tillsyn/A 44567-2025 tillsynsbegäran.docx
+++ b/tillsyn/A 44567-2025 tillsynsbegäran.docx
@@ -245,7 +245,7 @@
     <w:r>
       <w:tab/>
       <w:tab/>
-      <w:t>2026-04-17</w:t>
+      <w:t>2026-04-18</w:t>
       <w:br/>
       <w:br/>
     </w:r>

--- a/tillsyn/A 44567-2025 tillsynsbegäran.docx
+++ b/tillsyn/A 44567-2025 tillsynsbegäran.docx
@@ -245,7 +245,7 @@
     <w:r>
       <w:tab/>
       <w:tab/>
-      <w:t>2026-04-18</w:t>
+      <w:t>2026-04-19</w:t>
       <w:br/>
       <w:br/>
     </w:r>

--- a/tillsyn/A 44567-2025 tillsynsbegäran.docx
+++ b/tillsyn/A 44567-2025 tillsynsbegäran.docx
@@ -245,7 +245,7 @@
     <w:r>
       <w:tab/>
       <w:tab/>
-      <w:t>2026-04-19</w:t>
+      <w:t>2026-04-20</w:t>
       <w:br/>
       <w:br/>
     </w:r>

--- a/tillsyn/A 44567-2025 tillsynsbegäran.docx
+++ b/tillsyn/A 44567-2025 tillsynsbegäran.docx
@@ -245,7 +245,7 @@
     <w:r>
       <w:tab/>
       <w:tab/>
-      <w:t>2026-04-20</w:t>
+      <w:t>2026-04-21</w:t>
       <w:br/>
       <w:br/>
     </w:r>

--- a/tillsyn/A 44567-2025 tillsynsbegäran.docx
+++ b/tillsyn/A 44567-2025 tillsynsbegäran.docx
@@ -245,7 +245,7 @@
     <w:r>
       <w:tab/>
       <w:tab/>
-      <w:t>2026-04-21</w:t>
+      <w:t>2026-04-22</w:t>
       <w:br/>
       <w:br/>
     </w:r>

--- a/tillsyn/A 44567-2025 tillsynsbegäran.docx
+++ b/tillsyn/A 44567-2025 tillsynsbegäran.docx
@@ -245,7 +245,7 @@
     <w:r>
       <w:tab/>
       <w:tab/>
-      <w:t>2026-04-22</w:t>
+      <w:t>2026-04-23</w:t>
       <w:br/>
       <w:br/>
     </w:r>

--- a/tillsyn/A 44567-2025 tillsynsbegäran.docx
+++ b/tillsyn/A 44567-2025 tillsynsbegäran.docx
@@ -245,7 +245,7 @@
     <w:r>
       <w:tab/>
       <w:tab/>
-      <w:t>2026-04-23</w:t>
+      <w:t>2026-04-24</w:t>
       <w:br/>
       <w:br/>
     </w:r>

--- a/tillsyn/A 44567-2025 tillsynsbegäran.docx
+++ b/tillsyn/A 44567-2025 tillsynsbegäran.docx
@@ -245,7 +245,7 @@
     <w:r>
       <w:tab/>
       <w:tab/>
-      <w:t>2026-04-24</w:t>
+      <w:t>2026-04-25</w:t>
       <w:br/>
       <w:br/>
     </w:r>

--- a/tillsyn/A 44567-2025 tillsynsbegäran.docx
+++ b/tillsyn/A 44567-2025 tillsynsbegäran.docx
@@ -245,7 +245,7 @@
     <w:r>
       <w:tab/>
       <w:tab/>
-      <w:t>2026-04-25</w:t>
+      <w:t>2026-04-26</w:t>
       <w:br/>
       <w:br/>
     </w:r>

--- a/tillsyn/A 44567-2025 tillsynsbegäran.docx
+++ b/tillsyn/A 44567-2025 tillsynsbegäran.docx
@@ -245,7 +245,7 @@
     <w:r>
       <w:tab/>
       <w:tab/>
-      <w:t>2026-04-26</w:t>
+      <w:t>2026-04-27</w:t>
       <w:br/>
       <w:br/>
     </w:r>

--- a/tillsyn/A 44567-2025 tillsynsbegäran.docx
+++ b/tillsyn/A 44567-2025 tillsynsbegäran.docx
@@ -245,7 +245,7 @@
     <w:r>
       <w:tab/>
       <w:tab/>
-      <w:t>2026-04-27</w:t>
+      <w:t>2026-04-28</w:t>
       <w:br/>
       <w:br/>
     </w:r>

--- a/tillsyn/A 44567-2025 tillsynsbegäran.docx
+++ b/tillsyn/A 44567-2025 tillsynsbegäran.docx
@@ -245,7 +245,7 @@
     <w:r>
       <w:tab/>
       <w:tab/>
-      <w:t>2026-04-28</w:t>
+      <w:t>2026-04-29</w:t>
       <w:br/>
       <w:br/>
     </w:r>

--- a/tillsyn/A 44567-2025 tillsynsbegäran.docx
+++ b/tillsyn/A 44567-2025 tillsynsbegäran.docx
@@ -245,7 +245,7 @@
     <w:r>
       <w:tab/>
       <w:tab/>
-      <w:t>2026-04-29</w:t>
+      <w:t>2026-04-30</w:t>
       <w:br/>
       <w:br/>
     </w:r>

--- a/tillsyn/A 44567-2025 tillsynsbegäran.docx
+++ b/tillsyn/A 44567-2025 tillsynsbegäran.docx
@@ -245,7 +245,7 @@
     <w:r>
       <w:tab/>
       <w:tab/>
-      <w:t>2026-04-30</w:t>
+      <w:t>2026-05-01</w:t>
       <w:br/>
       <w:br/>
     </w:r>

--- a/tillsyn/A 44567-2025 tillsynsbegäran.docx
+++ b/tillsyn/A 44567-2025 tillsynsbegäran.docx
@@ -245,7 +245,7 @@
     <w:r>
       <w:tab/>
       <w:tab/>
-      <w:t>2026-05-01</w:t>
+      <w:t>2026-05-02</w:t>
       <w:br/>
       <w:br/>
     </w:r>

--- a/tillsyn/A 44567-2025 tillsynsbegäran.docx
+++ b/tillsyn/A 44567-2025 tillsynsbegäran.docx
@@ -245,7 +245,7 @@
     <w:r>
       <w:tab/>
       <w:tab/>
-      <w:t>2026-05-02</w:t>
+      <w:t>2026-05-03</w:t>
       <w:br/>
       <w:br/>
     </w:r>

--- a/tillsyn/A 44567-2025 tillsynsbegäran.docx
+++ b/tillsyn/A 44567-2025 tillsynsbegäran.docx
@@ -249,7 +249,7 @@
     <w:r>
       <w:tab/>
       <w:tab/>
-      <w:t>2026-07-13</w:t>
+      <w:t>2026-07-14</w:t>
       <w:br/>
       <w:br/>
     </w:r>

--- a/tillsyn/A 44567-2025 tillsynsbegäran.docx
+++ b/tillsyn/A 44567-2025 tillsynsbegäran.docx
@@ -249,7 +249,7 @@
     <w:r>
       <w:tab/>
       <w:tab/>
-      <w:t>2026-07-14</w:t>
+      <w:t>2026-07-15</w:t>
       <w:br/>
       <w:br/>
     </w:r>

--- a/tillsyn/A 44567-2025 tillsynsbegäran.docx
+++ b/tillsyn/A 44567-2025 tillsynsbegäran.docx
@@ -249,7 +249,7 @@
     <w:r>
       <w:tab/>
       <w:tab/>
-      <w:t>2026-07-15</w:t>
+      <w:t>2026-07-16</w:t>
       <w:br/>
       <w:br/>
     </w:r>

--- a/tillsyn/A 44567-2025 tillsynsbegäran.docx
+++ b/tillsyn/A 44567-2025 tillsynsbegäran.docx
@@ -249,7 +249,7 @@
     <w:r>
       <w:tab/>
       <w:tab/>
-      <w:t>2026-07-16</w:t>
+      <w:t>2026-07-17</w:t>
       <w:br/>
       <w:br/>
     </w:r>

--- a/tillsyn/A 44567-2025 tillsynsbegäran.docx
+++ b/tillsyn/A 44567-2025 tillsynsbegäran.docx
@@ -249,7 +249,7 @@
     <w:r>
       <w:tab/>
       <w:tab/>
-      <w:t>2026-07-17</w:t>
+      <w:t>2026-07-18</w:t>
       <w:br/>
       <w:br/>
     </w:r>

--- a/tillsyn/A 44567-2025 tillsynsbegäran.docx
+++ b/tillsyn/A 44567-2025 tillsynsbegäran.docx
@@ -249,7 +249,7 @@
     <w:r>
       <w:tab/>
       <w:tab/>
-      <w:t>2026-07-18</w:t>
+      <w:t>2026-07-19</w:t>
       <w:br/>
       <w:br/>
     </w:r>

--- a/tillsyn/A 44567-2025 tillsynsbegäran.docx
+++ b/tillsyn/A 44567-2025 tillsynsbegäran.docx
@@ -249,7 +249,7 @@
     <w:r>
       <w:tab/>
       <w:tab/>
-      <w:t>2026-07-19</w:t>
+      <w:t>2026-07-20</w:t>
       <w:br/>
       <w:br/>
     </w:r>

--- a/tillsyn/A 44567-2025 tillsynsbegäran.docx
+++ b/tillsyn/A 44567-2025 tillsynsbegäran.docx
@@ -249,7 +249,7 @@
     <w:r>
       <w:tab/>
       <w:tab/>
-      <w:t>2026-07-20</w:t>
+      <w:t>2026-07-21</w:t>
       <w:br/>
       <w:br/>
     </w:r>

--- a/tillsyn/A 44567-2025 tillsynsbegäran.docx
+++ b/tillsyn/A 44567-2025 tillsynsbegäran.docx
@@ -249,7 +249,7 @@
     <w:r>
       <w:tab/>
       <w:tab/>
-      <w:t>2026-07-21</w:t>
+      <w:t>2026-07-22</w:t>
       <w:br/>
       <w:br/>
     </w:r>

--- a/tillsyn/A 44567-2025 tillsynsbegäran.docx
+++ b/tillsyn/A 44567-2025 tillsynsbegäran.docx
@@ -249,7 +249,7 @@
     <w:r>
       <w:tab/>
       <w:tab/>
-      <w:t>2026-07-22</w:t>
+      <w:t>2026-07-23</w:t>
       <w:br/>
       <w:br/>
     </w:r>

--- a/tillsyn/A 44567-2025 tillsynsbegäran.docx
+++ b/tillsyn/A 44567-2025 tillsynsbegäran.docx
@@ -249,7 +249,7 @@
     <w:r>
       <w:tab/>
       <w:tab/>
-      <w:t>2026-07-23</w:t>
+      <w:t>2026-07-24</w:t>
       <w:br/>
       <w:br/>
     </w:r>

--- a/tillsyn/A 44567-2025 tillsynsbegäran.docx
+++ b/tillsyn/A 44567-2025 tillsynsbegäran.docx
@@ -249,7 +249,7 @@
     <w:r>
       <w:tab/>
       <w:tab/>
-      <w:t>2026-07-24</w:t>
+      <w:t>2026-07-25</w:t>
       <w:br/>
       <w:br/>
     </w:r>

--- a/tillsyn/A 44567-2025 tillsynsbegäran.docx
+++ b/tillsyn/A 44567-2025 tillsynsbegäran.docx
@@ -249,7 +249,7 @@
     <w:r>
       <w:tab/>
       <w:tab/>
-      <w:t>2026-07-25</w:t>
+      <w:t>2026-07-26</w:t>
       <w:br/>
       <w:br/>
     </w:r>

--- a/tillsyn/A 44567-2025 tillsynsbegäran.docx
+++ b/tillsyn/A 44567-2025 tillsynsbegäran.docx
@@ -249,7 +249,7 @@
     <w:r>
       <w:tab/>
       <w:tab/>
-      <w:t>2026-07-26</w:t>
+      <w:t>2026-07-27</w:t>
       <w:br/>
       <w:br/>
     </w:r>

--- a/tillsyn/A 44567-2025 tillsynsbegäran.docx
+++ b/tillsyn/A 44567-2025 tillsynsbegäran.docx
@@ -249,7 +249,7 @@
     <w:r>
       <w:tab/>
       <w:tab/>
-      <w:t>2026-07-27</w:t>
+      <w:t>2026-07-28</w:t>
       <w:br/>
       <w:br/>
     </w:r>

--- a/tillsyn/A 44567-2025 tillsynsbegäran.docx
+++ b/tillsyn/A 44567-2025 tillsynsbegäran.docx
@@ -249,7 +249,7 @@
     <w:r>
       <w:tab/>
       <w:tab/>
-      <w:t>2026-07-28</w:t>
+      <w:t>2026-07-29</w:t>
       <w:br/>
       <w:br/>
     </w:r>

--- a/tillsyn/A 44567-2025 tillsynsbegäran.docx
+++ b/tillsyn/A 44567-2025 tillsynsbegäran.docx
@@ -249,7 +249,7 @@
     <w:r>
       <w:tab/>
       <w:tab/>
-      <w:t>2026-07-29</w:t>
+      <w:t>2026-07-30</w:t>
       <w:br/>
       <w:br/>
     </w:r>

--- a/tillsyn/A 44567-2025 tillsynsbegäran.docx
+++ b/tillsyn/A 44567-2025 tillsynsbegäran.docx
@@ -249,7 +249,7 @@
     <w:r>
       <w:tab/>
       <w:tab/>
-      <w:t>2026-07-30</w:t>
+      <w:t>2026-07-31</w:t>
       <w:br/>
       <w:br/>
     </w:r>

--- a/tillsyn/A 44567-2025 tillsynsbegäran.docx
+++ b/tillsyn/A 44567-2025 tillsynsbegäran.docx
@@ -249,7 +249,7 @@
     <w:r>
       <w:tab/>
       <w:tab/>
-      <w:t>2026-07-31</w:t>
+      <w:t>2026-08-01</w:t>
       <w:br/>
       <w:br/>
     </w:r>

--- a/tillsyn/A 44567-2025 tillsynsbegäran.docx
+++ b/tillsyn/A 44567-2025 tillsynsbegäran.docx
@@ -249,7 +249,7 @@
     <w:r>
       <w:tab/>
       <w:tab/>
-      <w:t>2026-08-01</w:t>
+      <w:t>2026-08-02</w:t>
       <w:br/>
       <w:br/>
     </w:r>

--- a/tillsyn/A 44567-2025 tillsynsbegäran.docx
+++ b/tillsyn/A 44567-2025 tillsynsbegäran.docx
@@ -249,7 +249,7 @@
     <w:r>
       <w:tab/>
       <w:tab/>
-      <w:t>2026-08-02</w:t>
+      <w:t>2026-08-03</w:t>
       <w:br/>
       <w:br/>
     </w:r>

--- a/tillsyn/A 44567-2025 tillsynsbegäran.docx
+++ b/tillsyn/A 44567-2025 tillsynsbegäran.docx
@@ -249,7 +249,7 @@
     <w:r>
       <w:tab/>
       <w:tab/>
-      <w:t>2026-08-03</w:t>
+      <w:t>2026-08-05</w:t>
       <w:br/>
       <w:br/>
     </w:r>

--- a/tillsyn/A 44567-2025 tillsynsbegäran.docx
+++ b/tillsyn/A 44567-2025 tillsynsbegäran.docx
@@ -249,7 +249,7 @@
     <w:r>
       <w:tab/>
       <w:tab/>
-      <w:t>2026-08-05</w:t>
+      <w:t>2026-08-07</w:t>
       <w:br/>
       <w:br/>
     </w:r>

--- a/tillsyn/A 44567-2025 tillsynsbegäran.docx
+++ b/tillsyn/A 44567-2025 tillsynsbegäran.docx
@@ -249,7 +249,7 @@
     <w:r>
       <w:tab/>
       <w:tab/>
-      <w:t>2026-08-07</w:t>
+      <w:t>2026-08-08</w:t>
       <w:br/>
       <w:br/>
     </w:r>

--- a/tillsyn/A 44567-2025 tillsynsbegäran.docx
+++ b/tillsyn/A 44567-2025 tillsynsbegäran.docx
@@ -60,7 +60,7 @@
         <w:spacing w:after="240"/>
       </w:pPr>
       <w:r>
-        <w:t>Figur 1. Fyndplatser för naturvårdsarter i avverkningsanmälan. Markörer utan svart kant är placerade på fyndplatsen. Markörer med svart kant är placerade vid sidan av fyndplatsen har ett svart streck som visar fyndplatsens exakta position. Kartans mittpunktskoordinat är N 6224415, E 391734 i SWEREF 99 TM.</w:t>
+        <w:t>Figur 1. Fyndplatser för naturvårdsarter i avverkningsanmälan. Markörer utan svart kant är placerade på fyndplatsen. Markörer med svart kant är placerade vid sidan av fyndplatsen och har ett svart streck som visar fyndplatsens exakta position. Kartans mittpunktskoordinat är N 6224415, E 391734 i SWEREF 99 TM.</w:t>
       </w:r>
     </w:p>
     <w:p>
@@ -249,7 +249,7 @@
     <w:r>
       <w:tab/>
       <w:tab/>
-      <w:t>2026-08-14</w:t>
+      <w:t>2026-08-15</w:t>
       <w:br/>
       <w:br/>
     </w:r>

--- a/tillsyn/A 44567-2025 tillsynsbegäran.docx
+++ b/tillsyn/A 44567-2025 tillsynsbegäran.docx
@@ -249,7 +249,7 @@
     <w:r>
       <w:tab/>
       <w:tab/>
-      <w:t>2026-08-15</w:t>
+      <w:t>2026-08-16</w:t>
       <w:br/>
       <w:br/>
     </w:r>

--- a/tillsyn/A 44567-2025 tillsynsbegäran.docx
+++ b/tillsyn/A 44567-2025 tillsynsbegäran.docx
@@ -249,7 +249,7 @@
     <w:r>
       <w:tab/>
       <w:tab/>
-      <w:t>2026-08-16</w:t>
+      <w:t>2026-08-17</w:t>
       <w:br/>
       <w:br/>
     </w:r>

--- a/tillsyn/A 44567-2025 tillsynsbegäran.docx
+++ b/tillsyn/A 44567-2025 tillsynsbegäran.docx
@@ -249,7 +249,7 @@
     <w:r>
       <w:tab/>
       <w:tab/>
-      <w:t>2026-08-17</w:t>
+      <w:t>2026-08-18</w:t>
       <w:br/>
       <w:br/>
     </w:r>

--- a/tillsyn/A 44567-2025 tillsynsbegäran.docx
+++ b/tillsyn/A 44567-2025 tillsynsbegäran.docx
@@ -249,7 +249,7 @@
     <w:r>
       <w:tab/>
       <w:tab/>
-      <w:t>2026-08-18</w:t>
+      <w:t>2026-08-19</w:t>
       <w:br/>
       <w:br/>
     </w:r>

--- a/tillsyn/A 44567-2025 tillsynsbegäran.docx
+++ b/tillsyn/A 44567-2025 tillsynsbegäran.docx
@@ -249,7 +249,7 @@
     <w:r>
       <w:tab/>
       <w:tab/>
-      <w:t>2026-08-19</w:t>
+      <w:t>2026-08-20</w:t>
       <w:br/>
       <w:br/>
     </w:r>

--- a/tillsyn/A 44567-2025 tillsynsbegäran.docx
+++ b/tillsyn/A 44567-2025 tillsynsbegäran.docx
@@ -249,7 +249,7 @@
     <w:r>
       <w:tab/>
       <w:tab/>
-      <w:t>2026-08-20</w:t>
+      <w:t>2026-08-21</w:t>
       <w:br/>
       <w:br/>
     </w:r>

--- a/tillsyn/A 44567-2025 tillsynsbegäran.docx
+++ b/tillsyn/A 44567-2025 tillsynsbegäran.docx
@@ -249,7 +249,7 @@
     <w:r>
       <w:tab/>
       <w:tab/>
-      <w:t>2026-08-21</w:t>
+      <w:t>2026-08-22</w:t>
       <w:br/>
       <w:br/>
     </w:r>

--- a/tillsyn/A 44567-2025 tillsynsbegäran.docx
+++ b/tillsyn/A 44567-2025 tillsynsbegäran.docx
@@ -249,7 +249,7 @@
     <w:r>
       <w:tab/>
       <w:tab/>
-      <w:t>2026-08-22</w:t>
+      <w:t>2026-08-23</w:t>
       <w:br/>
       <w:br/>
     </w:r>

--- a/tillsyn/A 44567-2025 tillsynsbegäran.docx
+++ b/tillsyn/A 44567-2025 tillsynsbegäran.docx
@@ -249,7 +249,7 @@
     <w:r>
       <w:tab/>
       <w:tab/>
-      <w:t>2026-08-23</w:t>
+      <w:t>2026-08-24</w:t>
       <w:br/>
       <w:br/>
     </w:r>

--- a/tillsyn/A 44567-2025 tillsynsbegäran.docx
+++ b/tillsyn/A 44567-2025 tillsynsbegäran.docx
@@ -249,7 +249,7 @@
     <w:r>
       <w:tab/>
       <w:tab/>
-      <w:t>2026-08-24</w:t>
+      <w:t>2026-08-25</w:t>
       <w:br/>
       <w:br/>
     </w:r>

--- a/tillsyn/A 44567-2025 tillsynsbegäran.docx
+++ b/tillsyn/A 44567-2025 tillsynsbegäran.docx
@@ -249,7 +249,7 @@
     <w:r>
       <w:tab/>
       <w:tab/>
-      <w:t>2026-08-25</w:t>
+      <w:t>2026-08-26</w:t>
       <w:br/>
       <w:br/>
     </w:r>

--- a/tillsyn/A 44567-2025 tillsynsbegäran.docx
+++ b/tillsyn/A 44567-2025 tillsynsbegäran.docx
@@ -249,7 +249,7 @@
     <w:r>
       <w:tab/>
       <w:tab/>
-      <w:t>2026-08-26</w:t>
+      <w:t>2026-08-27</w:t>
       <w:br/>
       <w:br/>
     </w:r>

--- a/tillsyn/A 44567-2025 tillsynsbegäran.docx
+++ b/tillsyn/A 44567-2025 tillsynsbegäran.docx
@@ -249,7 +249,7 @@
     <w:r>
       <w:tab/>
       <w:tab/>
-      <w:t>2026-08-27</w:t>
+      <w:t>2026-08-28</w:t>
       <w:br/>
       <w:br/>
     </w:r>

--- a/tillsyn/A 44567-2025 tillsynsbegäran.docx
+++ b/tillsyn/A 44567-2025 tillsynsbegäran.docx
@@ -249,7 +249,7 @@
     <w:r>
       <w:tab/>
       <w:tab/>
-      <w:t>2026-08-28</w:t>
+      <w:t>2026-08-29</w:t>
       <w:br/>
       <w:br/>
     </w:r>

--- a/tillsyn/A 44567-2025 tillsynsbegäran.docx
+++ b/tillsyn/A 44567-2025 tillsynsbegäran.docx
@@ -249,7 +249,7 @@
     <w:r>
       <w:tab/>
       <w:tab/>
-      <w:t>2026-08-29</w:t>
+      <w:t>2026-08-31</w:t>
       <w:br/>
       <w:br/>
     </w:r>

--- a/tillsyn/A 44567-2025 tillsynsbegäran.docx
+++ b/tillsyn/A 44567-2025 tillsynsbegäran.docx
@@ -249,7 +249,7 @@
     <w:r>
       <w:tab/>
       <w:tab/>
-      <w:t>2026-08-31</w:t>
+      <w:t>2026-09-01</w:t>
       <w:br/>
       <w:br/>
     </w:r>

--- a/tillsyn/A 44567-2025 tillsynsbegäran.docx
+++ b/tillsyn/A 44567-2025 tillsynsbegäran.docx
@@ -249,7 +249,7 @@
     <w:r>
       <w:tab/>
       <w:tab/>
-      <w:t>2026-09-01</w:t>
+      <w:t>2026-09-02</w:t>
       <w:br/>
       <w:br/>
     </w:r>

--- a/tillsyn/A 44567-2025 tillsynsbegäran.docx
+++ b/tillsyn/A 44567-2025 tillsynsbegäran.docx
@@ -249,7 +249,7 @@
     <w:r>
       <w:tab/>
       <w:tab/>
-      <w:t>2026-09-02</w:t>
+      <w:t>2026-09-03</w:t>
       <w:br/>
       <w:br/>
     </w:r>

--- a/tillsyn/A 44567-2025 tillsynsbegäran.docx
+++ b/tillsyn/A 44567-2025 tillsynsbegäran.docx
@@ -249,7 +249,7 @@
     <w:r>
       <w:tab/>
       <w:tab/>
-      <w:t>2026-09-03</w:t>
+      <w:t>2026-09-04</w:t>
       <w:br/>
       <w:br/>
     </w:r>

--- a/tillsyn/A 44567-2025 tillsynsbegäran.docx
+++ b/tillsyn/A 44567-2025 tillsynsbegäran.docx
@@ -249,7 +249,7 @@
     <w:r>
       <w:tab/>
       <w:tab/>
-      <w:t>2026-09-04</w:t>
+      <w:t>2026-09-05</w:t>
       <w:br/>
       <w:br/>
     </w:r>
